--- a/public/documentos/ALC-05-informe-de-avance-del-producto-por-edt-n-2.docx
+++ b/public/documentos/ALC-05-informe-de-avance-del-producto-por-edt-n-2.docx
@@ -18,7 +18,7 @@
           <w:left w:w="10" w:type="dxa"/>
           <w:right w:w="10" w:type="dxa"/>
         </w:tblCellMar>
-        <w:tblLook w:val="0000" w:firstRow="0" w:lastRow="0" w:firstColumn="0" w:lastColumn="0" w:noHBand="0" w:noVBand="0"/>
+        <w:tblLook w:val="04A0" w:firstRow="1" w:lastRow="0" w:firstColumn="1" w:lastColumn="0" w:noHBand="0" w:noVBand="1"/>
       </w:tblPr>
       <w:tblGrid>
         <w:gridCol w:w="1757"/>
@@ -52,7 +52,7 @@
                 <w:noProof/>
               </w:rPr>
               <w:drawing>
-                <wp:inline distT="0" distB="0" distL="0" distR="0" wp14:anchorId="25FDFDEC" wp14:editId="1C030F31">
+                <wp:inline distT="0" distB="0" distL="0" distR="0" wp14:anchorId="4F100175" wp14:editId="3414D7EC">
                   <wp:extent cx="990600" cy="990600"/>
                   <wp:effectExtent l="0" t="0" r="0" b="0"/>
                   <wp:docPr id="1" name="Imagen 1"/>
@@ -171,10 +171,10 @@
                 <w:noProof/>
               </w:rPr>
               <w:drawing>
-                <wp:inline distT="0" distB="0" distL="0" distR="0" wp14:anchorId="3C6A9714" wp14:editId="6032B0A8">
+                <wp:inline distT="0" distB="0" distL="0" distR="0" wp14:anchorId="1EAC3A39" wp14:editId="50426D1B">
                   <wp:extent cx="800100" cy="800100"/>
                   <wp:effectExtent l="0" t="0" r="0" b="0"/>
-                  <wp:docPr id="1389814159" name="Imagen 1389814159"/>
+                  <wp:docPr id="11153406" name="Imagen 11153406"/>
                   <wp:cNvGraphicFramePr>
                     <a:graphicFrameLocks xmlns:a="http://schemas.openxmlformats.org/drawingml/2006/main" noChangeAspect="1"/>
                   </wp:cNvGraphicFramePr>
@@ -308,7 +308,7 @@
           <w:left w:w="10" w:type="dxa"/>
           <w:right w:w="10" w:type="dxa"/>
         </w:tblCellMar>
-        <w:tblLook w:val="0000" w:firstRow="0" w:lastRow="0" w:firstColumn="0" w:lastColumn="0" w:noHBand="0" w:noVBand="0"/>
+        <w:tblLook w:val="04A0" w:firstRow="1" w:lastRow="0" w:firstColumn="1" w:lastColumn="0" w:noHBand="0" w:noVBand="1"/>
       </w:tblPr>
       <w:tblGrid>
         <w:gridCol w:w="2636"/>
@@ -786,7 +786,7 @@
           <w:left w:w="10" w:type="dxa"/>
           <w:right w:w="10" w:type="dxa"/>
         </w:tblCellMar>
-        <w:tblLook w:val="0000" w:firstRow="0" w:lastRow="0" w:firstColumn="0" w:lastColumn="0" w:noHBand="0" w:noVBand="0"/>
+        <w:tblLook w:val="04A0" w:firstRow="1" w:lastRow="0" w:firstColumn="1" w:lastColumn="0" w:noHBand="0" w:noVBand="1"/>
       </w:tblPr>
       <w:tblGrid>
         <w:gridCol w:w="4042"/>
@@ -1399,7 +1399,7 @@
           <w:left w:w="10" w:type="dxa"/>
           <w:right w:w="10" w:type="dxa"/>
         </w:tblCellMar>
-        <w:tblLook w:val="0000" w:firstRow="0" w:lastRow="0" w:firstColumn="0" w:lastColumn="0" w:noHBand="0" w:noVBand="0"/>
+        <w:tblLook w:val="04A0" w:firstRow="1" w:lastRow="0" w:firstColumn="1" w:lastColumn="0" w:noHBand="0" w:noVBand="1"/>
       </w:tblPr>
       <w:tblGrid>
         <w:gridCol w:w="2636"/>
@@ -1817,7 +1817,7 @@
           <w:left w:w="10" w:type="dxa"/>
           <w:right w:w="10" w:type="dxa"/>
         </w:tblCellMar>
-        <w:tblLook w:val="0000" w:firstRow="0" w:lastRow="0" w:firstColumn="0" w:lastColumn="0" w:noHBand="0" w:noVBand="0"/>
+        <w:tblLook w:val="04A0" w:firstRow="1" w:lastRow="0" w:firstColumn="1" w:lastColumn="0" w:noHBand="0" w:noVBand="1"/>
       </w:tblPr>
       <w:tblGrid>
         <w:gridCol w:w="1054"/>
@@ -2301,7 +2301,7 @@
           <w:left w:w="10" w:type="dxa"/>
           <w:right w:w="10" w:type="dxa"/>
         </w:tblCellMar>
-        <w:tblLook w:val="0000" w:firstRow="0" w:lastRow="0" w:firstColumn="0" w:lastColumn="0" w:noHBand="0" w:noVBand="0"/>
+        <w:tblLook w:val="04A0" w:firstRow="1" w:lastRow="0" w:firstColumn="1" w:lastColumn="0" w:noHBand="0" w:noVBand="1"/>
       </w:tblPr>
       <w:tblGrid>
         <w:gridCol w:w="2636"/>
@@ -2641,7 +2641,7 @@
           <w:left w:w="10" w:type="dxa"/>
           <w:right w:w="10" w:type="dxa"/>
         </w:tblCellMar>
-        <w:tblLook w:val="0000" w:firstRow="0" w:lastRow="0" w:firstColumn="0" w:lastColumn="0" w:noHBand="0" w:noVBand="0"/>
+        <w:tblLook w:val="04A0" w:firstRow="1" w:lastRow="0" w:firstColumn="1" w:lastColumn="0" w:noHBand="0" w:noVBand="1"/>
       </w:tblPr>
       <w:tblGrid>
         <w:gridCol w:w="8787"/>
@@ -2728,7 +2728,7 @@
     <w:sdt>
       <w:sdtPr>
         <w:alias w:val="Contenido"/>
-        <w:id w:val="1098827696"/>
+        <w:id w:val="532386430"/>
       </w:sdtPr>
       <w:sdtEndPr/>
       <w:sdtContent>
@@ -2754,7 +2754,7 @@
           <w:r>
             <w:fldChar w:fldCharType="separate"/>
           </w:r>
-          <w:hyperlink w:anchor="_Toc243091803" w:history="1">
+          <w:hyperlink w:anchor="_Toc243093616" w:history="1">
             <w:r>
               <w:rPr>
                 <w:rStyle w:val="Hipervnculo"/>
@@ -2778,7 +2778,7 @@
               <w:rPr>
                 <w:noProof/>
               </w:rPr>
-              <w:instrText xml:space="preserve"> PAGEREF _Toc243091803 \h </w:instrText>
+              <w:instrText xml:space="preserve"> PAGEREF _Toc243093616 \h </w:instrText>
             </w:r>
             <w:r>
               <w:rPr>
@@ -2818,7 +2818,7 @@
               <w14:ligatures w14:val="standardContextual"/>
             </w:rPr>
           </w:pPr>
-          <w:hyperlink w:anchor="_Toc243091804" w:history="1">
+          <w:hyperlink w:anchor="_Toc243093617" w:history="1">
             <w:r>
               <w:rPr>
                 <w:rStyle w:val="Hipervnculo"/>
@@ -2842,7 +2842,7 @@
               <w:rPr>
                 <w:noProof/>
               </w:rPr>
-              <w:instrText xml:space="preserve"> PAGEREF _Toc243091804 \h </w:instrText>
+              <w:instrText xml:space="preserve"> PAGEREF _Toc243093617 \h </w:instrText>
             </w:r>
             <w:r>
               <w:rPr>
@@ -2882,7 +2882,7 @@
               <w14:ligatures w14:val="standardContextual"/>
             </w:rPr>
           </w:pPr>
-          <w:hyperlink w:anchor="_Toc243091805" w:history="1">
+          <w:hyperlink w:anchor="_Toc243093618" w:history="1">
             <w:r>
               <w:rPr>
                 <w:rStyle w:val="Hipervnculo"/>
@@ -2906,7 +2906,7 @@
               <w:rPr>
                 <w:noProof/>
               </w:rPr>
-              <w:instrText xml:space="preserve"> PAGEREF _Toc243091805 \h </w:instrText>
+              <w:instrText xml:space="preserve"> PAGEREF _Toc243093618 \h </w:instrText>
             </w:r>
             <w:r>
               <w:rPr>
@@ -2946,7 +2946,7 @@
               <w14:ligatures w14:val="standardContextual"/>
             </w:rPr>
           </w:pPr>
-          <w:hyperlink w:anchor="_Toc243091806" w:history="1">
+          <w:hyperlink w:anchor="_Toc243093619" w:history="1">
             <w:r>
               <w:rPr>
                 <w:rStyle w:val="Hipervnculo"/>
@@ -2970,7 +2970,7 @@
               <w:rPr>
                 <w:noProof/>
               </w:rPr>
-              <w:instrText xml:space="preserve"> PAGEREF _Toc243091806 \h </w:instrText>
+              <w:instrText xml:space="preserve"> PAGEREF _Toc243093619 \h </w:instrText>
             </w:r>
             <w:r>
               <w:rPr>
@@ -3010,7 +3010,7 @@
               <w14:ligatures w14:val="standardContextual"/>
             </w:rPr>
           </w:pPr>
-          <w:hyperlink w:anchor="_Toc243091807" w:history="1">
+          <w:hyperlink w:anchor="_Toc243093620" w:history="1">
             <w:r>
               <w:rPr>
                 <w:rStyle w:val="Hipervnculo"/>
@@ -3034,7 +3034,7 @@
               <w:rPr>
                 <w:noProof/>
               </w:rPr>
-              <w:instrText xml:space="preserve"> PAGEREF _Toc243091807 \h </w:instrText>
+              <w:instrText xml:space="preserve"> PAGEREF _Toc243093620 \h </w:instrText>
             </w:r>
             <w:r>
               <w:rPr>
@@ -3074,7 +3074,7 @@
               <w14:ligatures w14:val="standardContextual"/>
             </w:rPr>
           </w:pPr>
-          <w:hyperlink w:anchor="_Toc243091808" w:history="1">
+          <w:hyperlink w:anchor="_Toc243093621" w:history="1">
             <w:r>
               <w:rPr>
                 <w:rStyle w:val="Hipervnculo"/>
@@ -3098,7 +3098,7 @@
               <w:rPr>
                 <w:noProof/>
               </w:rPr>
-              <w:instrText xml:space="preserve"> PAGEREF _Toc243091808 \h </w:instrText>
+              <w:instrText xml:space="preserve"> PAGEREF _Toc243093621 \h </w:instrText>
             </w:r>
             <w:r>
               <w:rPr>
@@ -3138,7 +3138,7 @@
               <w14:ligatures w14:val="standardContextual"/>
             </w:rPr>
           </w:pPr>
-          <w:hyperlink w:anchor="_Toc243091809" w:history="1">
+          <w:hyperlink w:anchor="_Toc243093622" w:history="1">
             <w:r>
               <w:rPr>
                 <w:rStyle w:val="Hipervnculo"/>
@@ -3162,7 +3162,7 @@
               <w:rPr>
                 <w:noProof/>
               </w:rPr>
-              <w:instrText xml:space="preserve"> PAGEREF _Toc243091809 \h </w:instrText>
+              <w:instrText xml:space="preserve"> PAGEREF _Toc243093622 \h </w:instrText>
             </w:r>
             <w:r>
               <w:rPr>
@@ -3212,7 +3212,7 @@
       <w:pPr>
         <w:pStyle w:val="Ttulo1"/>
       </w:pPr>
-      <w:bookmarkStart w:id="0" w:name="_Toc243091803"/>
+      <w:bookmarkStart w:id="0" w:name="_Toc243093616"/>
       <w:r>
         <w:lastRenderedPageBreak/>
         <w:t>1. Propósito y corte</w:t>
@@ -3244,7 +3244,7 @@
           <w:left w:w="10" w:type="dxa"/>
           <w:right w:w="10" w:type="dxa"/>
         </w:tblCellMar>
-        <w:tblLook w:val="0000" w:firstRow="0" w:lastRow="0" w:firstColumn="0" w:lastColumn="0" w:noHBand="0" w:noVBand="0"/>
+        <w:tblLook w:val="04A0" w:firstRow="1" w:lastRow="0" w:firstColumn="1" w:lastColumn="0" w:noHBand="0" w:noVBand="1"/>
       </w:tblPr>
       <w:tblGrid>
         <w:gridCol w:w="2636"/>
@@ -3494,7 +3494,7 @@
       <w:pPr>
         <w:pStyle w:val="Ttulo1"/>
       </w:pPr>
-      <w:bookmarkStart w:id="1" w:name="_Toc243091804"/>
+      <w:bookmarkStart w:id="1" w:name="_Toc243093617"/>
       <w:r>
         <w:t>2. Entregable que se valida: E-01</w:t>
       </w:r>
@@ -3516,7 +3516,7 @@
           <w:left w:w="10" w:type="dxa"/>
           <w:right w:w="10" w:type="dxa"/>
         </w:tblCellMar>
-        <w:tblLook w:val="0000" w:firstRow="0" w:lastRow="0" w:firstColumn="0" w:lastColumn="0" w:noHBand="0" w:noVBand="0"/>
+        <w:tblLook w:val="04A0" w:firstRow="1" w:lastRow="0" w:firstColumn="1" w:lastColumn="0" w:noHBand="0" w:noVBand="1"/>
       </w:tblPr>
       <w:tblGrid>
         <w:gridCol w:w="2636"/>
@@ -4125,7 +4125,7 @@
           <w:left w:w="10" w:type="dxa"/>
           <w:right w:w="10" w:type="dxa"/>
         </w:tblCellMar>
-        <w:tblLook w:val="0000" w:firstRow="0" w:lastRow="0" w:firstColumn="0" w:lastColumn="0" w:noHBand="0" w:noVBand="0"/>
+        <w:tblLook w:val="04A0" w:firstRow="1" w:lastRow="0" w:firstColumn="1" w:lastColumn="0" w:noHBand="0" w:noVBand="1"/>
       </w:tblPr>
       <w:tblGrid>
         <w:gridCol w:w="702"/>
@@ -5535,7 +5535,7 @@
       <w:pPr>
         <w:pStyle w:val="Ttulo1"/>
       </w:pPr>
-      <w:bookmarkStart w:id="2" w:name="_Toc243091805"/>
+      <w:bookmarkStart w:id="2" w:name="_Toc243093618"/>
       <w:r>
         <w:t>3. Avance por paquete de trabajo</w:t>
       </w:r>
@@ -5583,7 +5583,7 @@
           <w:left w:w="10" w:type="dxa"/>
           <w:right w:w="10" w:type="dxa"/>
         </w:tblCellMar>
-        <w:tblLook w:val="0000" w:firstRow="0" w:lastRow="0" w:firstColumn="0" w:lastColumn="0" w:noHBand="0" w:noVBand="0"/>
+        <w:tblLook w:val="04A0" w:firstRow="1" w:lastRow="0" w:firstColumn="1" w:lastColumn="0" w:noHBand="0" w:noVBand="1"/>
       </w:tblPr>
       <w:tblGrid>
         <w:gridCol w:w="1757"/>
@@ -9409,7 +9409,7 @@
           <w:left w:w="10" w:type="dxa"/>
           <w:right w:w="10" w:type="dxa"/>
         </w:tblCellMar>
-        <w:tblLook w:val="0000" w:firstRow="0" w:lastRow="0" w:firstColumn="0" w:lastColumn="0" w:noHBand="0" w:noVBand="0"/>
+        <w:tblLook w:val="04A0" w:firstRow="1" w:lastRow="0" w:firstColumn="1" w:lastColumn="0" w:noHBand="0" w:noVBand="1"/>
       </w:tblPr>
       <w:tblGrid>
         <w:gridCol w:w="6150"/>
@@ -10029,7 +10029,7 @@
           <w:left w:w="10" w:type="dxa"/>
           <w:right w:w="10" w:type="dxa"/>
         </w:tblCellMar>
-        <w:tblLook w:val="0000" w:firstRow="0" w:lastRow="0" w:firstColumn="0" w:lastColumn="0" w:noHBand="0" w:noVBand="0"/>
+        <w:tblLook w:val="04A0" w:firstRow="1" w:lastRow="0" w:firstColumn="1" w:lastColumn="0" w:noHBand="0" w:noVBand="1"/>
       </w:tblPr>
       <w:tblGrid>
         <w:gridCol w:w="5272"/>
@@ -10621,7 +10621,7 @@
       <w:pPr>
         <w:pStyle w:val="Ttulo1"/>
       </w:pPr>
-      <w:bookmarkStart w:id="3" w:name="_Toc243091806"/>
+      <w:bookmarkStart w:id="3" w:name="_Toc243093619"/>
       <w:r>
         <w:t>4. Qué es real y qué es de práctica</w:t>
       </w:r>
@@ -10669,7 +10669,7 @@
           <w:left w:w="10" w:type="dxa"/>
           <w:right w:w="10" w:type="dxa"/>
         </w:tblCellMar>
-        <w:tblLook w:val="0000" w:firstRow="0" w:lastRow="0" w:firstColumn="0" w:lastColumn="0" w:noHBand="0" w:noVBand="0"/>
+        <w:tblLook w:val="04A0" w:firstRow="1" w:lastRow="0" w:firstColumn="1" w:lastColumn="0" w:noHBand="0" w:noVBand="1"/>
       </w:tblPr>
       <w:tblGrid>
         <w:gridCol w:w="2460"/>
@@ -11478,7 +11478,7 @@
       <w:pPr>
         <w:pStyle w:val="Ttulo1"/>
       </w:pPr>
-      <w:bookmarkStart w:id="4" w:name="_Toc243091807"/>
+      <w:bookmarkStart w:id="4" w:name="_Toc243093620"/>
       <w:r>
         <w:t>5. Cambios desde el informe N.º 1</w:t>
       </w:r>
@@ -11558,7 +11558,7 @@
       <w:pPr>
         <w:pStyle w:val="Ttulo1"/>
       </w:pPr>
-      <w:bookmarkStart w:id="5" w:name="_Toc243091808"/>
+      <w:bookmarkStart w:id="5" w:name="_Toc243093621"/>
       <w:r>
         <w:t>6. Guion de la validación</w:t>
       </w:r>
@@ -11704,7 +11704,7 @@
       <w:pPr>
         <w:pStyle w:val="Ttulo1"/>
       </w:pPr>
-      <w:bookmarkStart w:id="6" w:name="_Toc243091809"/>
+      <w:bookmarkStart w:id="6" w:name="_Toc243093622"/>
       <w:r>
         <w:t>7. Qué sigue</w:t>
       </w:r>
@@ -11752,7 +11752,7 @@
           <w:left w:w="10" w:type="dxa"/>
           <w:right w:w="10" w:type="dxa"/>
         </w:tblCellMar>
-        <w:tblLook w:val="0000" w:firstRow="0" w:lastRow="0" w:firstColumn="0" w:lastColumn="0" w:noHBand="0" w:noVBand="0"/>
+        <w:tblLook w:val="04A0" w:firstRow="1" w:lastRow="0" w:firstColumn="1" w:lastColumn="0" w:noHBand="0" w:noVBand="1"/>
       </w:tblPr>
       <w:tblGrid>
         <w:gridCol w:w="4920"/>
@@ -12442,7 +12442,7 @@
           <w:left w:w="10" w:type="dxa"/>
           <w:right w:w="10" w:type="dxa"/>
         </w:tblCellMar>
-        <w:tblLook w:val="0000" w:firstRow="0" w:lastRow="0" w:firstColumn="0" w:lastColumn="0" w:noHBand="0" w:noVBand="0"/>
+        <w:tblLook w:val="04A0" w:firstRow="1" w:lastRow="0" w:firstColumn="1" w:lastColumn="0" w:noHBand="0" w:noVBand="1"/>
       </w:tblPr>
       <w:tblGrid>
         <w:gridCol w:w="8787"/>
@@ -12893,10 +12893,118 @@
 <file path=word/numbering.xml><?xml version="1.0" encoding="utf-8"?>
 <w:numbering xmlns:wpc="http://schemas.microsoft.com/office/word/2010/wordprocessingCanvas" xmlns:cx="http://schemas.microsoft.com/office/drawing/2014/chartex" xmlns:cx1="http://schemas.microsoft.com/office/drawing/2015/9/8/chartex" xmlns:cx2="http://schemas.microsoft.com/office/drawing/2015/10/21/chartex" xmlns:cx3="http://schemas.microsoft.com/office/drawing/2016/5/9/chartex" xmlns:cx4="http://schemas.microsoft.com/office/drawing/2016/5/10/chartex" xmlns:cx5="http://schemas.microsoft.com/office/drawing/2016/5/11/chartex" xmlns:cx6="http://schemas.microsoft.com/office/drawing/2016/5/12/chartex" xmlns:cx7="http://schemas.microsoft.com/office/drawing/2016/5/13/chartex" xmlns:cx8="http://schemas.microsoft.com/office/drawing/2016/5/14/chartex" xmlns:mc="http://schemas.openxmlformats.org/markup-compatibility/2006" xmlns:aink="http://schemas.microsoft.com/office/drawing/2016/ink" xmlns:am3d="http://schemas.microsoft.com/office/drawing/2017/model3d" xmlns:o="urn:schemas-microsoft-com:office:office" xmlns:oel="http://schemas.microsoft.com/office/2019/extlst" xmlns:r="http://schemas.openxmlformats.org/officeDocument/2006/relationships" xmlns:m="http://schemas.openxmlformats.org/officeDocument/2006/math" xmlns:v="urn:schemas-microsoft-com:vml" xmlns:wp14="http://schemas.microsoft.com/office/word/2010/wordprocessingDrawing" xmlns:wp="http://schemas.openxmlformats.org/drawingml/2006/wordprocessingDrawing" xmlns:w10="urn:schemas-microsoft-com:office:word" xmlns:w="http://schemas.openxmlformats.org/wordprocessingml/2006/main" xmlns:w14="http://schemas.microsoft.com/office/word/2010/wordml" xmlns:w15="http://schemas.microsoft.com/office/word/2012/wordml" xmlns:w16cex="http://schemas.microsoft.com/office/word/2018/wordml/cex" xmlns:w16cid="http://schemas.microsoft.com/office/word/2016/wordml/cid" xmlns:w16="http://schemas.microsoft.com/office/word/2018/wordml" xmlns:w16du="http://schemas.microsoft.com/office/word/2023/wordml/word16du" xmlns:w16sdtdh="http://schemas.microsoft.com/office/word/2020/wordml/sdtdatahash" xmlns:w16sdtfl="http://schemas.microsoft.com/office/word/2024/wordml/sdtformatlock" xmlns:w16se="http://schemas.microsoft.com/office/word/2015/wordml/symex" xmlns:wpg="http://schemas.microsoft.com/office/word/2010/wordprocessingGroup" xmlns:wpi="http://schemas.microsoft.com/office/word/2010/wordprocessingInk" xmlns:wne="http://schemas.microsoft.com/office/word/2006/wordml" xmlns:wps="http://schemas.microsoft.com/office/word/2010/wordprocessingShape" mc:Ignorable="w14 w15 w16se w16cid w16 w16cex w16sdtdh w16sdtfl w16du wp14">
   <w:abstractNum w:abstractNumId="0" w15:restartNumberingAfterBreak="0">
-    <w:nsid w:val="16556BCE"/>
+    <w:nsid w:val="01E25C58"/>
     <w:multiLevelType w:val="hybridMultilevel"/>
-    <w:tmpl w:val="29E815FA"/>
-    <w:lvl w:ilvl="0" w:tplc="617C4E88">
+    <w:tmpl w:val="F10029D6"/>
+    <w:lvl w:ilvl="0" w:tplc="7C066152">
+      <w:start w:val="1"/>
+      <w:numFmt w:val="decimal"/>
+      <w:lvlText w:val="%1."/>
+      <w:lvlJc w:val="left"/>
+      <w:pPr>
+        <w:ind w:left="560" w:hanging="340"/>
+      </w:pPr>
+    </w:lvl>
+    <w:lvl w:ilvl="1" w:tplc="EC3C3752">
+      <w:numFmt w:val="decimal"/>
+      <w:lvlText w:val=""/>
+      <w:lvlJc w:val="left"/>
+    </w:lvl>
+    <w:lvl w:ilvl="2" w:tplc="9F4A791C">
+      <w:numFmt w:val="decimal"/>
+      <w:lvlText w:val=""/>
+      <w:lvlJc w:val="left"/>
+    </w:lvl>
+    <w:lvl w:ilvl="3" w:tplc="C3BEF492">
+      <w:numFmt w:val="decimal"/>
+      <w:lvlText w:val=""/>
+      <w:lvlJc w:val="left"/>
+    </w:lvl>
+    <w:lvl w:ilvl="4" w:tplc="19042FC2">
+      <w:numFmt w:val="decimal"/>
+      <w:lvlText w:val=""/>
+      <w:lvlJc w:val="left"/>
+    </w:lvl>
+    <w:lvl w:ilvl="5" w:tplc="77520C0A">
+      <w:numFmt w:val="decimal"/>
+      <w:lvlText w:val=""/>
+      <w:lvlJc w:val="left"/>
+    </w:lvl>
+    <w:lvl w:ilvl="6" w:tplc="57023BD6">
+      <w:numFmt w:val="decimal"/>
+      <w:lvlText w:val=""/>
+      <w:lvlJc w:val="left"/>
+    </w:lvl>
+    <w:lvl w:ilvl="7" w:tplc="D6785784">
+      <w:numFmt w:val="decimal"/>
+      <w:lvlText w:val=""/>
+      <w:lvlJc w:val="left"/>
+    </w:lvl>
+    <w:lvl w:ilvl="8" w:tplc="EB62CBAA">
+      <w:numFmt w:val="decimal"/>
+      <w:lvlText w:val=""/>
+      <w:lvlJc w:val="left"/>
+    </w:lvl>
+  </w:abstractNum>
+  <w:abstractNum w:abstractNumId="1" w15:restartNumberingAfterBreak="0">
+    <w:nsid w:val="14483E0F"/>
+    <w:multiLevelType w:val="hybridMultilevel"/>
+    <w:tmpl w:val="2DEE93A6"/>
+    <w:lvl w:ilvl="0" w:tplc="F30CC73A">
+      <w:start w:val="1"/>
+      <w:numFmt w:val="bullet"/>
+      <w:lvlText w:val="•"/>
+      <w:lvlJc w:val="left"/>
+      <w:pPr>
+        <w:ind w:left="560" w:hanging="280"/>
+      </w:pPr>
+    </w:lvl>
+    <w:lvl w:ilvl="1" w:tplc="7E98F8B6">
+      <w:numFmt w:val="decimal"/>
+      <w:lvlText w:val=""/>
+      <w:lvlJc w:val="left"/>
+    </w:lvl>
+    <w:lvl w:ilvl="2" w:tplc="1898F34C">
+      <w:numFmt w:val="decimal"/>
+      <w:lvlText w:val=""/>
+      <w:lvlJc w:val="left"/>
+    </w:lvl>
+    <w:lvl w:ilvl="3" w:tplc="6374BD56">
+      <w:numFmt w:val="decimal"/>
+      <w:lvlText w:val=""/>
+      <w:lvlJc w:val="left"/>
+    </w:lvl>
+    <w:lvl w:ilvl="4" w:tplc="08DE94EA">
+      <w:numFmt w:val="decimal"/>
+      <w:lvlText w:val=""/>
+      <w:lvlJc w:val="left"/>
+    </w:lvl>
+    <w:lvl w:ilvl="5" w:tplc="81FC28F2">
+      <w:numFmt w:val="decimal"/>
+      <w:lvlText w:val=""/>
+      <w:lvlJc w:val="left"/>
+    </w:lvl>
+    <w:lvl w:ilvl="6" w:tplc="2012C62A">
+      <w:numFmt w:val="decimal"/>
+      <w:lvlText w:val=""/>
+      <w:lvlJc w:val="left"/>
+    </w:lvl>
+    <w:lvl w:ilvl="7" w:tplc="DE9461EA">
+      <w:numFmt w:val="decimal"/>
+      <w:lvlText w:val=""/>
+      <w:lvlJc w:val="left"/>
+    </w:lvl>
+    <w:lvl w:ilvl="8" w:tplc="E31086BE">
+      <w:numFmt w:val="decimal"/>
+      <w:lvlText w:val=""/>
+      <w:lvlJc w:val="left"/>
+    </w:lvl>
+  </w:abstractNum>
+  <w:abstractNum w:abstractNumId="2" w15:restartNumberingAfterBreak="0">
+    <w:nsid w:val="443448A0"/>
+    <w:multiLevelType w:val="hybridMultilevel"/>
+    <w:tmpl w:val="E43A06D2"/>
+    <w:lvl w:ilvl="0" w:tplc="00A40BA2">
       <w:start w:val="1"/>
       <w:numFmt w:val="bullet"/>
       <w:lvlText w:val="●"/>
@@ -12905,7 +13013,7 @@
         <w:ind w:left="720" w:hanging="360"/>
       </w:pPr>
     </w:lvl>
-    <w:lvl w:ilvl="1" w:tplc="27FC4F44">
+    <w:lvl w:ilvl="1" w:tplc="A324458A">
       <w:start w:val="1"/>
       <w:numFmt w:val="bullet"/>
       <w:lvlText w:val="○"/>
@@ -12914,7 +13022,7 @@
         <w:ind w:left="1440" w:hanging="360"/>
       </w:pPr>
     </w:lvl>
-    <w:lvl w:ilvl="2" w:tplc="6300863A">
+    <w:lvl w:ilvl="2" w:tplc="53B26BBC">
       <w:start w:val="1"/>
       <w:numFmt w:val="bullet"/>
       <w:lvlText w:val="■"/>
@@ -12923,7 +13031,7 @@
         <w:ind w:left="2160" w:hanging="360"/>
       </w:pPr>
     </w:lvl>
-    <w:lvl w:ilvl="3" w:tplc="D8E433D4">
+    <w:lvl w:ilvl="3" w:tplc="9000B526">
       <w:start w:val="1"/>
       <w:numFmt w:val="bullet"/>
       <w:lvlText w:val="●"/>
@@ -12932,7 +13040,7 @@
         <w:ind w:left="2880" w:hanging="360"/>
       </w:pPr>
     </w:lvl>
-    <w:lvl w:ilvl="4" w:tplc="A9AC9C7C">
+    <w:lvl w:ilvl="4" w:tplc="2A9A9F56">
       <w:start w:val="1"/>
       <w:numFmt w:val="bullet"/>
       <w:lvlText w:val="○"/>
@@ -12941,7 +13049,7 @@
         <w:ind w:left="3600" w:hanging="360"/>
       </w:pPr>
     </w:lvl>
-    <w:lvl w:ilvl="5" w:tplc="C980E4D8">
+    <w:lvl w:ilvl="5" w:tplc="2D545078">
       <w:start w:val="1"/>
       <w:numFmt w:val="bullet"/>
       <w:lvlText w:val="■"/>
@@ -12950,7 +13058,7 @@
         <w:ind w:left="4320" w:hanging="360"/>
       </w:pPr>
     </w:lvl>
-    <w:lvl w:ilvl="6" w:tplc="D1F429F6">
+    <w:lvl w:ilvl="6" w:tplc="83641A08">
       <w:start w:val="1"/>
       <w:numFmt w:val="bullet"/>
       <w:lvlText w:val="●"/>
@@ -12959,7 +13067,7 @@
         <w:ind w:left="5040" w:hanging="360"/>
       </w:pPr>
     </w:lvl>
-    <w:lvl w:ilvl="7" w:tplc="45680C86">
+    <w:lvl w:ilvl="7" w:tplc="03AC2EC6">
       <w:start w:val="1"/>
       <w:numFmt w:val="bullet"/>
       <w:lvlText w:val="●"/>
@@ -12968,7 +13076,7 @@
         <w:ind w:left="5760" w:hanging="360"/>
       </w:pPr>
     </w:lvl>
-    <w:lvl w:ilvl="8" w:tplc="ABB4CBBC">
+    <w:lvl w:ilvl="8" w:tplc="C3CC1EE8">
       <w:start w:val="1"/>
       <w:numFmt w:val="bullet"/>
       <w:lvlText w:val="●"/>
@@ -12978,128 +13086,20 @@
       </w:pPr>
     </w:lvl>
   </w:abstractNum>
-  <w:abstractNum w:abstractNumId="1" w15:restartNumberingAfterBreak="0">
-    <w:nsid w:val="2E0E7CDC"/>
-    <w:multiLevelType w:val="hybridMultilevel"/>
-    <w:tmpl w:val="A516C740"/>
-    <w:lvl w:ilvl="0" w:tplc="78A2639C">
-      <w:start w:val="1"/>
-      <w:numFmt w:val="bullet"/>
-      <w:lvlText w:val="•"/>
-      <w:lvlJc w:val="left"/>
-      <w:pPr>
-        <w:ind w:left="560" w:hanging="280"/>
-      </w:pPr>
-    </w:lvl>
-    <w:lvl w:ilvl="1" w:tplc="F1A879D6">
-      <w:numFmt w:val="decimal"/>
-      <w:lvlText w:val=""/>
-      <w:lvlJc w:val="left"/>
-    </w:lvl>
-    <w:lvl w:ilvl="2" w:tplc="8CA0532E">
-      <w:numFmt w:val="decimal"/>
-      <w:lvlText w:val=""/>
-      <w:lvlJc w:val="left"/>
-    </w:lvl>
-    <w:lvl w:ilvl="3" w:tplc="9A3A136E">
-      <w:numFmt w:val="decimal"/>
-      <w:lvlText w:val=""/>
-      <w:lvlJc w:val="left"/>
-    </w:lvl>
-    <w:lvl w:ilvl="4" w:tplc="E2F459D6">
-      <w:numFmt w:val="decimal"/>
-      <w:lvlText w:val=""/>
-      <w:lvlJc w:val="left"/>
-    </w:lvl>
-    <w:lvl w:ilvl="5" w:tplc="E3CEE91E">
-      <w:numFmt w:val="decimal"/>
-      <w:lvlText w:val=""/>
-      <w:lvlJc w:val="left"/>
-    </w:lvl>
-    <w:lvl w:ilvl="6" w:tplc="BDD2A7B0">
-      <w:numFmt w:val="decimal"/>
-      <w:lvlText w:val=""/>
-      <w:lvlJc w:val="left"/>
-    </w:lvl>
-    <w:lvl w:ilvl="7" w:tplc="A20E5B18">
-      <w:numFmt w:val="decimal"/>
-      <w:lvlText w:val=""/>
-      <w:lvlJc w:val="left"/>
-    </w:lvl>
-    <w:lvl w:ilvl="8" w:tplc="13EEECF4">
-      <w:numFmt w:val="decimal"/>
-      <w:lvlText w:val=""/>
-      <w:lvlJc w:val="left"/>
-    </w:lvl>
-  </w:abstractNum>
-  <w:abstractNum w:abstractNumId="2" w15:restartNumberingAfterBreak="0">
-    <w:nsid w:val="7BFB1131"/>
-    <w:multiLevelType w:val="hybridMultilevel"/>
-    <w:tmpl w:val="569C2328"/>
-    <w:lvl w:ilvl="0" w:tplc="FD5EC924">
-      <w:start w:val="1"/>
-      <w:numFmt w:val="decimal"/>
-      <w:lvlText w:val="%1."/>
-      <w:lvlJc w:val="left"/>
-      <w:pPr>
-        <w:ind w:left="560" w:hanging="340"/>
-      </w:pPr>
-    </w:lvl>
-    <w:lvl w:ilvl="1" w:tplc="EEEEACDC">
-      <w:numFmt w:val="decimal"/>
-      <w:lvlText w:val=""/>
-      <w:lvlJc w:val="left"/>
-    </w:lvl>
-    <w:lvl w:ilvl="2" w:tplc="0162639C">
-      <w:numFmt w:val="decimal"/>
-      <w:lvlText w:val=""/>
-      <w:lvlJc w:val="left"/>
-    </w:lvl>
-    <w:lvl w:ilvl="3" w:tplc="CA9AF702">
-      <w:numFmt w:val="decimal"/>
-      <w:lvlText w:val=""/>
-      <w:lvlJc w:val="left"/>
-    </w:lvl>
-    <w:lvl w:ilvl="4" w:tplc="93E43654">
-      <w:numFmt w:val="decimal"/>
-      <w:lvlText w:val=""/>
-      <w:lvlJc w:val="left"/>
-    </w:lvl>
-    <w:lvl w:ilvl="5" w:tplc="9F96DD90">
-      <w:numFmt w:val="decimal"/>
-      <w:lvlText w:val=""/>
-      <w:lvlJc w:val="left"/>
-    </w:lvl>
-    <w:lvl w:ilvl="6" w:tplc="8E98EEB6">
-      <w:numFmt w:val="decimal"/>
-      <w:lvlText w:val=""/>
-      <w:lvlJc w:val="left"/>
-    </w:lvl>
-    <w:lvl w:ilvl="7" w:tplc="4B80C324">
-      <w:numFmt w:val="decimal"/>
-      <w:lvlText w:val=""/>
-      <w:lvlJc w:val="left"/>
-    </w:lvl>
-    <w:lvl w:ilvl="8" w:tplc="DA14D540">
-      <w:numFmt w:val="decimal"/>
-      <w:lvlText w:val=""/>
-      <w:lvlJc w:val="left"/>
-    </w:lvl>
-  </w:abstractNum>
-  <w:num w:numId="1" w16cid:durableId="962540294">
-    <w:abstractNumId w:val="0"/>
+  <w:num w:numId="1" w16cid:durableId="1173179377">
+    <w:abstractNumId w:val="2"/>
     <w:lvlOverride w:ilvl="0">
       <w:startOverride w:val="1"/>
     </w:lvlOverride>
   </w:num>
-  <w:num w:numId="2" w16cid:durableId="118500930">
+  <w:num w:numId="2" w16cid:durableId="960502757">
     <w:abstractNumId w:val="1"/>
     <w:lvlOverride w:ilvl="0">
       <w:startOverride w:val="1"/>
     </w:lvlOverride>
   </w:num>
-  <w:num w:numId="3" w16cid:durableId="1428379467">
-    <w:abstractNumId w:val="2"/>
+  <w:num w:numId="3" w16cid:durableId="942768039">
+    <w:abstractNumId w:val="0"/>
     <w:lvlOverride w:ilvl="0">
       <w:startOverride w:val="1"/>
     </w:lvlOverride>
@@ -13692,7 +13692,7 @@
     <w:autoRedefine/>
     <w:uiPriority w:val="39"/>
     <w:unhideWhenUsed/>
-    <w:rsid w:val="007A6CC4"/>
+    <w:rsid w:val="00CC5019"/>
     <w:pPr>
       <w:spacing w:after="100"/>
     </w:pPr>
